--- a/Отчет/Производственная практика. Отчёт. Дорогин Никита ИП-312 (РАСТЯНУТЫЙ).docx
+++ b/Отчет/Производственная практика. Отчёт. Дорогин Никита ИП-312 (РАСТЯНУТЫЙ).docx
@@ -3007,14 +3007,28 @@
                 <w:rFonts w:ascii="Times New Roman Regular" w:hAnsi="Times New Roman Regular" w:cs="Times New Roman Regular"/>
                 <w:color w:val="auto"/>
               </w:rPr>
-              <w:t>разработка конфигурации</w:t>
+              <w:t xml:space="preserve">разработка </w:t>
             </w:r>
             <w:r>
               <w:rPr>
                 <w:rFonts w:ascii="Times New Roman Regular" w:hAnsi="Times New Roman Regular" w:cs="Times New Roman Regular"/>
                 <w:color w:val="auto"/>
               </w:rPr>
-              <w:t xml:space="preserve"> в 1С</w:t>
+              <w:t>подсистемы</w:t>
+            </w:r>
+            <w:r>
+              <w:rPr>
+                <w:rFonts w:ascii="Times New Roman Regular" w:hAnsi="Times New Roman Regular" w:cs="Times New Roman Regular"/>
+                <w:color w:val="auto"/>
+              </w:rPr>
+              <w:t xml:space="preserve"> 1С</w:t>
+            </w:r>
+            <w:r>
+              <w:rPr>
+                <w:rFonts w:ascii="Times New Roman Regular" w:hAnsi="Times New Roman Regular" w:cs="Times New Roman Regular"/>
+                <w:color w:val="auto"/>
+              </w:rPr>
+              <w:t xml:space="preserve"> в предметной области учёта выработки цеха предприятия.</w:t>
             </w:r>
           </w:p>
           <w:p>
@@ -3890,7 +3904,6 @@
           <w:rFonts w:ascii="Times New Roman Regular" w:hAnsi="Times New Roman Regular" w:cs="Times New Roman Regular"/>
           <w:b/>
           <w:sz w:val="24"/>
-          <w:lang w:val="en-US"/>
         </w:rPr>
       </w:pPr>
     </w:p>
@@ -9409,14 +9422,73 @@
     </w:p>
     <w:p>
       <w:pPr>
+        <w:tabs>
+          <w:tab w:val="left" w:pos="1452"/>
+        </w:tabs>
         <w:spacing w:after="0"/>
         <w:ind w:left="-284"/>
-        <w:jc w:val="both"/>
-        <w:rPr>
-          <w:rFonts w:ascii="Times New Roman Regular" w:hAnsi="Times New Roman Regular" w:cs="Times New Roman Regular"/>
-          <w:sz w:val="24"/>
-        </w:rPr>
-      </w:pPr>
+        <w:jc w:val="center"/>
+        <w:rPr>
+          <w:rFonts w:ascii="Times New Roman Regular" w:hAnsi="Times New Roman Regular" w:cs="Times New Roman Regular"/>
+          <w:sz w:val="24"/>
+        </w:rPr>
+      </w:pPr>
+      <w:r>
+        <w:rPr>
+          <w:rFonts w:ascii="Times New Roman Regular" w:hAnsi="Times New Roman Regular" w:cs="Times New Roman Regular"/>
+          <w:sz w:val="24"/>
+        </w:rPr>
+        <w:t xml:space="preserve">Студент </w:t>
+      </w:r>
+      <w:r>
+        <w:rPr>
+          <w:rFonts w:ascii="Times New Roman Regular" w:hAnsi="Times New Roman Regular" w:cs="Times New Roman Regular"/>
+          <w:sz w:val="24"/>
+        </w:rPr>
+        <w:t>Дорогин</w:t>
+      </w:r>
+      <w:r>
+        <w:rPr>
+          <w:rFonts w:ascii="Times New Roman Regular" w:hAnsi="Times New Roman Regular" w:cs="Times New Roman Regular"/>
+          <w:sz w:val="24"/>
+        </w:rPr>
+        <w:t xml:space="preserve"> </w:t>
+      </w:r>
+      <w:r>
+        <w:rPr>
+          <w:rFonts w:ascii="Times New Roman Regular" w:hAnsi="Times New Roman Regular" w:cs="Times New Roman Regular"/>
+          <w:sz w:val="24"/>
+        </w:rPr>
+        <w:t>Н</w:t>
+      </w:r>
+      <w:r>
+        <w:rPr>
+          <w:rFonts w:ascii="Times New Roman Regular" w:hAnsi="Times New Roman Regular" w:cs="Times New Roman Regular"/>
+          <w:sz w:val="24"/>
+        </w:rPr>
+        <w:t>.</w:t>
+      </w:r>
+      <w:r>
+        <w:rPr>
+          <w:rFonts w:ascii="Times New Roman Regular" w:hAnsi="Times New Roman Regular" w:cs="Times New Roman Regular"/>
+          <w:sz w:val="24"/>
+        </w:rPr>
+        <w:t>С</w:t>
+      </w:r>
+      <w:r>
+        <w:rPr>
+          <w:rFonts w:ascii="Times New Roman Regular" w:hAnsi="Times New Roman Regular" w:cs="Times New Roman Regular"/>
+          <w:sz w:val="24"/>
+        </w:rPr>
+        <w:t>. проходил производственную</w:t>
+      </w:r>
+      <w:r>
+        <w:rPr>
+          <w:rFonts w:ascii="Times New Roman Regular" w:hAnsi="Times New Roman Regular" w:cs="Times New Roman Regular"/>
+          <w:sz w:val="24"/>
+        </w:rPr>
+        <w:t xml:space="preserve"> практику в</w:t>
+      </w:r>
     </w:p>
     <w:tbl>
       <w:tblPr>
@@ -9445,11 +9517,54 @@
             <w:pPr>
               <w:spacing w:after="0" w:line="240" w:lineRule="auto"/>
               <w:ind w:left="-80"/>
+              <w:jc w:val="center"/>
               <w:rPr>
                 <w:rFonts w:ascii="Times New Roman Regular" w:hAnsi="Times New Roman Regular" w:cs="Times New Roman Regular"/>
                 <w:sz w:val="24"/>
               </w:rPr>
             </w:pPr>
+            <w:r>
+              <w:rPr>
+                <w:rFonts w:ascii="Times New Roman Regular" w:hAnsi="Times New Roman Regular" w:cs="Times New Roman Regular"/>
+                <w:sz w:val="24"/>
+              </w:rPr>
+              <w:t xml:space="preserve">АО </w:t>
+            </w:r>
+            <w:r>
+              <w:rPr>
+                <w:rFonts w:ascii="Times New Roman Regular" w:hAnsi="Times New Roman Regular" w:cs="Times New Roman Regular"/>
+                <w:sz w:val="24"/>
+              </w:rPr>
+              <w:t>“</w:t>
+            </w:r>
+            <w:r>
+              <w:rPr>
+                <w:rFonts w:ascii="Times New Roman Regular" w:hAnsi="Times New Roman Regular" w:cs="Times New Roman Regular"/>
+                <w:sz w:val="24"/>
+              </w:rPr>
+              <w:t>Корпоративные ИТ-проекты</w:t>
+            </w:r>
+            <w:r>
+              <w:rPr>
+                <w:rFonts w:ascii="Times New Roman Regular" w:hAnsi="Times New Roman Regular" w:cs="Times New Roman Regular"/>
+                <w:sz w:val="24"/>
+              </w:rPr>
+              <w:t>”</w:t>
+            </w:r>
+            <w:r>
+              <w:rPr>
+                <w:rFonts w:ascii="Times New Roman Regular" w:hAnsi="Times New Roman Regular" w:cs="Times New Roman Regular"/>
+                <w:sz w:val="24"/>
+              </w:rPr>
+              <w:t xml:space="preserve">. </w:t>
+            </w:r>
+            <w:r>
+              <w:rPr>
+                <w:rFonts w:ascii="Times New Roman Regular" w:hAnsi="Times New Roman Regular" w:cs="Times New Roman Regular"/>
+                <w:sz w:val="24"/>
+              </w:rPr>
+              <w:t>За время работы над поставленной задачей</w:t>
+            </w:r>
           </w:p>
         </w:tc>
       </w:tr>
@@ -9476,6 +9591,27 @@
                 <w:sz w:val="24"/>
               </w:rPr>
             </w:pPr>
+            <w:r>
+              <w:rPr>
+                <w:rFonts w:ascii="Times New Roman Regular" w:hAnsi="Times New Roman Regular" w:cs="Times New Roman Regular"/>
+                <w:sz w:val="24"/>
+              </w:rPr>
+              <w:t>зарекомендовал себя, как усердный и трудолюбивый работник.</w:t>
+            </w:r>
+            <w:r>
+              <w:rPr>
+                <w:rFonts w:ascii="Times New Roman Regular" w:hAnsi="Times New Roman Regular" w:cs="Times New Roman Regular"/>
+                <w:sz w:val="24"/>
+              </w:rPr>
+              <w:t xml:space="preserve"> </w:t>
+            </w:r>
+            <w:r>
+              <w:rPr>
+                <w:rFonts w:ascii="Times New Roman Regular" w:hAnsi="Times New Roman Regular" w:cs="Times New Roman Regular"/>
+                <w:sz w:val="24"/>
+              </w:rPr>
+              <w:t>Добросовестно</w:t>
+            </w:r>
           </w:p>
         </w:tc>
       </w:tr>
@@ -9502,6 +9638,41 @@
                 <w:sz w:val="24"/>
               </w:rPr>
             </w:pPr>
+            <w:r>
+              <w:rPr>
+                <w:rFonts w:ascii="Times New Roman Regular" w:hAnsi="Times New Roman Regular" w:cs="Times New Roman Regular"/>
+                <w:sz w:val="24"/>
+              </w:rPr>
+              <w:t>о</w:t>
+            </w:r>
+            <w:r>
+              <w:rPr>
+                <w:rFonts w:ascii="Times New Roman Regular" w:hAnsi="Times New Roman Regular" w:cs="Times New Roman Regular"/>
+                <w:sz w:val="24"/>
+              </w:rPr>
+              <w:t>тнесся</w:t>
+            </w:r>
+            <w:r>
+              <w:rPr>
+                <w:rFonts w:ascii="Times New Roman Regular" w:hAnsi="Times New Roman Regular" w:cs="Times New Roman Regular"/>
+                <w:sz w:val="24"/>
+              </w:rPr>
+              <w:t xml:space="preserve"> к</w:t>
+            </w:r>
+            <w:r>
+              <w:rPr>
+                <w:rFonts w:ascii="Times New Roman Regular" w:hAnsi="Times New Roman Regular" w:cs="Times New Roman Regular"/>
+                <w:sz w:val="24"/>
+              </w:rPr>
+              <w:t xml:space="preserve"> </w:t>
+            </w:r>
+            <w:r>
+              <w:rPr>
+                <w:rFonts w:ascii="Times New Roman Regular" w:hAnsi="Times New Roman Regular" w:cs="Times New Roman Regular"/>
+                <w:sz w:val="24"/>
+              </w:rPr>
+              <w:t>изучению темы, предлагал свои идеи по реализации продукта и</w:t>
+            </w:r>
           </w:p>
         </w:tc>
       </w:tr>
@@ -9528,6 +9699,27 @@
                 <w:sz w:val="24"/>
               </w:rPr>
             </w:pPr>
+            <w:r>
+              <w:rPr>
+                <w:rFonts w:ascii="Times New Roman Regular" w:hAnsi="Times New Roman Regular" w:cs="Times New Roman Regular"/>
+                <w:sz w:val="24"/>
+              </w:rPr>
+              <w:t>проводил работу над своими ошибками.</w:t>
+            </w:r>
+            <w:r>
+              <w:rPr>
+                <w:rFonts w:ascii="Times New Roman Regular" w:hAnsi="Times New Roman Regular" w:cs="Times New Roman Regular"/>
+                <w:sz w:val="24"/>
+              </w:rPr>
+              <w:t xml:space="preserve"> </w:t>
+            </w:r>
+            <w:r>
+              <w:rPr>
+                <w:rFonts w:ascii="Times New Roman Regular" w:hAnsi="Times New Roman Regular" w:cs="Times New Roman Regular"/>
+                <w:sz w:val="24"/>
+              </w:rPr>
+              <w:t>За период прохождения практики</w:t>
+            </w:r>
           </w:p>
         </w:tc>
       </w:tr>
@@ -9554,6 +9746,27 @@
                 <w:sz w:val="24"/>
               </w:rPr>
             </w:pPr>
+            <w:r>
+              <w:rPr>
+                <w:rFonts w:ascii="Times New Roman Regular" w:hAnsi="Times New Roman Regular" w:cs="Times New Roman Regular"/>
+                <w:sz w:val="24"/>
+              </w:rPr>
+              <w:t xml:space="preserve">продемонстрировал изобретательность, </w:t>
+            </w:r>
+            <w:r>
+              <w:rPr>
+                <w:rFonts w:ascii="Times New Roman Regular" w:hAnsi="Times New Roman Regular" w:cs="Times New Roman Regular"/>
+                <w:sz w:val="24"/>
+              </w:rPr>
+              <w:t>системность мышления</w:t>
+            </w:r>
+            <w:r>
+              <w:rPr>
+                <w:rFonts w:ascii="Times New Roman Regular" w:hAnsi="Times New Roman Regular" w:cs="Times New Roman Regular"/>
+                <w:sz w:val="24"/>
+              </w:rPr>
+              <w:t xml:space="preserve">, </w:t>
+            </w:r>
           </w:p>
         </w:tc>
       </w:tr>
@@ -9580,6 +9793,41 @@
                 <w:sz w:val="24"/>
               </w:rPr>
             </w:pPr>
+            <w:r>
+              <w:rPr>
+                <w:rFonts w:ascii="Times New Roman Regular" w:hAnsi="Times New Roman Regular" w:cs="Times New Roman Regular"/>
+                <w:sz w:val="24"/>
+              </w:rPr>
+              <w:t>высокую</w:t>
+            </w:r>
+            <w:r>
+              <w:rPr>
+                <w:rFonts w:ascii="Times New Roman Regular" w:hAnsi="Times New Roman Regular" w:cs="Times New Roman Regular"/>
+                <w:sz w:val="24"/>
+              </w:rPr>
+              <w:t xml:space="preserve"> </w:t>
+            </w:r>
+            <w:r>
+              <w:rPr>
+                <w:rFonts w:ascii="Times New Roman Regular" w:hAnsi="Times New Roman Regular" w:cs="Times New Roman Regular"/>
+                <w:sz w:val="24"/>
+              </w:rPr>
+              <w:t xml:space="preserve">обучаемость </w:t>
+            </w:r>
+            <w:r>
+              <w:rPr>
+                <w:rFonts w:ascii="Times New Roman Regular" w:hAnsi="Times New Roman Regular" w:cs="Times New Roman Regular"/>
+                <w:sz w:val="24"/>
+              </w:rPr>
+              <w:t>и</w:t>
+            </w:r>
+            <w:r>
+              <w:rPr>
+                <w:rFonts w:ascii="Times New Roman Regular" w:hAnsi="Times New Roman Regular" w:cs="Times New Roman Regular"/>
+                <w:sz w:val="24"/>
+              </w:rPr>
+              <w:t xml:space="preserve"> профессиональный рост навыков.</w:t>
+            </w:r>
           </w:p>
         </w:tc>
       </w:tr>
@@ -31558,7 +31806,7 @@
           <w:color w:val="181A17"/>
         </w:rPr>
         <w:drawing>
-          <wp:anchor distT="0" distB="0" distL="114300" distR="114300" simplePos="0" relativeHeight="251741184" behindDoc="0" locked="0" layoutInCell="1" allowOverlap="1" wp14:anchorId="035E46FD" wp14:editId="1691AF78">
+          <wp:anchor distT="0" distB="0" distL="114300" distR="114300" simplePos="0" relativeHeight="251741184" behindDoc="0" locked="0" layoutInCell="1" allowOverlap="1" wp14:anchorId="035E46FD" wp14:editId="6186428C">
             <wp:simplePos x="0" y="0"/>
             <wp:positionH relativeFrom="column">
               <wp:posOffset>-26670</wp:posOffset>
@@ -31992,7 +32240,7 @@
           <w:color w:val="181A17"/>
         </w:rPr>
         <w:drawing>
-          <wp:anchor distT="0" distB="0" distL="114300" distR="114300" simplePos="0" relativeHeight="251744256" behindDoc="0" locked="0" layoutInCell="1" allowOverlap="1" wp14:anchorId="010F9B89" wp14:editId="6D7AAED2">
+          <wp:anchor distT="0" distB="0" distL="114300" distR="114300" simplePos="0" relativeHeight="251744256" behindDoc="0" locked="0" layoutInCell="1" allowOverlap="1" wp14:anchorId="010F9B89" wp14:editId="164EA114">
             <wp:simplePos x="0" y="0"/>
             <wp:positionH relativeFrom="column">
               <wp:posOffset>-3810</wp:posOffset>
@@ -32227,7 +32475,7 @@
           <w:color w:val="181A17"/>
         </w:rPr>
         <w:drawing>
-          <wp:anchor distT="0" distB="0" distL="114300" distR="114300" simplePos="0" relativeHeight="251747328" behindDoc="0" locked="0" layoutInCell="1" allowOverlap="1" wp14:anchorId="76742801" wp14:editId="5B73330F">
+          <wp:anchor distT="0" distB="0" distL="114300" distR="114300" simplePos="0" relativeHeight="251747328" behindDoc="0" locked="0" layoutInCell="1" allowOverlap="1" wp14:anchorId="76742801" wp14:editId="533E40F4">
             <wp:simplePos x="0" y="0"/>
             <wp:positionH relativeFrom="margin">
               <wp:align>right</wp:align>
@@ -32785,7 +33033,7 @@
           <w:color w:val="181A17"/>
         </w:rPr>
         <w:drawing>
-          <wp:anchor distT="0" distB="0" distL="114300" distR="114300" simplePos="0" relativeHeight="251753472" behindDoc="0" locked="0" layoutInCell="1" allowOverlap="1" wp14:anchorId="626E6808" wp14:editId="2DD4E573">
+          <wp:anchor distT="0" distB="0" distL="114300" distR="114300" simplePos="0" relativeHeight="251753472" behindDoc="0" locked="0" layoutInCell="1" allowOverlap="1" wp14:anchorId="626E6808" wp14:editId="3094B05A">
             <wp:simplePos x="0" y="0"/>
             <wp:positionH relativeFrom="column">
               <wp:posOffset>-41910</wp:posOffset>
@@ -33163,7 +33411,7 @@
           <w:color w:val="181A17"/>
         </w:rPr>
         <w:drawing>
-          <wp:anchor distT="0" distB="0" distL="114300" distR="114300" simplePos="0" relativeHeight="251759616" behindDoc="0" locked="0" layoutInCell="1" allowOverlap="1" wp14:anchorId="0DD9AE2F" wp14:editId="12ADBA68">
+          <wp:anchor distT="0" distB="0" distL="114300" distR="114300" simplePos="0" relativeHeight="251759616" behindDoc="0" locked="0" layoutInCell="1" allowOverlap="1" wp14:anchorId="0DD9AE2F" wp14:editId="08D3634A">
             <wp:simplePos x="0" y="0"/>
             <wp:positionH relativeFrom="page">
               <wp:align>center</wp:align>
@@ -33343,7 +33591,7 @@
           <w:noProof/>
         </w:rPr>
         <w:drawing>
-          <wp:anchor distT="0" distB="0" distL="114300" distR="114300" simplePos="0" relativeHeight="251756544" behindDoc="0" locked="0" layoutInCell="1" allowOverlap="1" wp14:anchorId="3DA06F24" wp14:editId="693ADFEF">
+          <wp:anchor distT="0" distB="0" distL="114300" distR="114300" simplePos="0" relativeHeight="251756544" behindDoc="0" locked="0" layoutInCell="1" allowOverlap="1" wp14:anchorId="3DA06F24" wp14:editId="0185E5F4">
             <wp:simplePos x="0" y="0"/>
             <wp:positionH relativeFrom="page">
               <wp:posOffset>374015</wp:posOffset>
